--- a/Biosketch_BMA.docx
+++ b/Biosketch_BMA.docx
@@ -1577,9 +1577,9 @@
         <w:keepLines/>
       </w:pPr>
       <w:r>
-        <w:t>2024</w:t>
+        <w:t>2024 – 2027</w:t>
         <w:tab/>
-        <w:t>R-01, Co-Investigator: AHRQ Health Services Research Projects, University of North Carolina, Chapel Hill</w:t>
+        <w:t>R18 HS029474, Co-Investigator: AHRQ, Development and Assessment of Artificial Intelligence (AI)-Enhanced Pre-treatment Peer-review Process to Improve Patient Safety in Radiation Oncology, University of North Carolina, Chapel Hill</w:t>
       </w:r>
       <w:r/>
       <w:r/>

--- a/Biosketch_BMA.docx
+++ b/Biosketch_BMA.docx
@@ -1577,7 +1577,7 @@
         <w:keepLines/>
       </w:pPr>
       <w:r>
-        <w:t>2024 – 2027</w:t>
+        <w:t>2024 – 2025</w:t>
         <w:tab/>
         <w:t>R18 HS029474, Co-Investigator: AHRQ, Development and Assessment of Artificial Intelligence (AI)-Enhanced Pre-treatment Peer-review Process to Improve Patient Safety in Radiation Oncology, University of North Carolina, Chapel Hill</w:t>
       </w:r>

--- a/Biosketch_BMA.docx
+++ b/Biosketch_BMA.docx
@@ -2420,7 +2420,7 @@
           <w:bCs/>
           <w:color w:val="000000" w:themeColor="text1"/>
         </w:rPr>
-        <w:t xml:space="preserve">, O’Connor C.S, Rigaud B., Briones-Dimayuga M., Jones A.K., Fellman B.M, Huang S.Y., Kuban J., Metwalli Z. A., Sheth R., Habibollahi P., Patel M., Shan K. Y., Cox V. L., Kang HS. C., Morris V. K, Kopetz S., Javle M.M., Kaseb A., Tzeng CW., Cao HT., Newhook T., Chun Y. S., Vauthey JN., Gupta S., Paolucci I., Brock K.K. </w:t>
+        <w:t xml:space="preserve">, O’Connor C.S, Rigaud B., Briones-Dimayuga M., Jones A.K., Fellman B.M, Huang S.Y., Kuban J., Metwalli Z. A., Sheth R., Habibollahi P., Patel M., Shah K. Y., Cox V. L., Kang HS. C., Morris V. K, Kopetz S., Javle M.M., Kaseb A., Tzeng CW., Cao HT., Newhook T., Chun Y. S., Vauthey JN., Gupta S., Paolucci I., Brock K.K. </w:t>
       </w:r>
       <w:r>
         <w:rPr>
@@ -2430,7 +2430,7 @@
           <w:iCs/>
           <w:color w:val="000000" w:themeColor="text1"/>
         </w:rPr>
-        <w:t xml:space="preserve">Software-based versus visual assessment of the minimal ablative margin in patients with liver tumours undergoing percutaneous thermal ablation (COVER-ALL): a randomised controlled phase 2 trial.</w:t>
+        <w:t>Software-based versus visual assessment of the minimal ablative margin in patients with liver tumours undergoing percutaneous thermal ablation (COVER-ALL): a randomised phase 2 trial.</w:t>
       </w:r>
       <w:r>
         <w:rPr>
@@ -2539,14 +2539,14 @@
           <w:i/>
           <w:color w:val="000000" w:themeColor="text1"/>
         </w:rPr>
-        <w:t>Simple Python Module for Dicom and RT: Conversions to Images and Masks, and Predictions to Dicom-RT Structures</w:t>
+        <w:t>Simple Python Module for Conversions Between DICOM Images and Radiation Therapy Structures, Masks, and Prediction Arrays.</w:t>
       </w:r>
       <w:r>
         <w:rPr>
           <w:rFonts w:cs="Arial"/>
           <w:color w:val="000000" w:themeColor="text1"/>
         </w:rPr>
-        <w:t xml:space="preserve"> Practical Radiation Oncology 02/2021</w:t>
+        <w:t xml:space="preserve"> Practical Radiation Oncology 05/2021</w:t>
       </w:r>
     </w:p>
     <w:p>
